--- a/zht/docx/024.content.docx
+++ b/zht/docx/024.content.docx
@@ -19,7 +19,7 @@
         <w:rPr>
           <w:lang w:val="zh_TW" w:bidi="zh_TW"/>
         </w:rPr>
-        <w:t>Resource: Tyndale Open Study Notes</w:t>
+        <w:t>Resource: Aquifer Open Study Notes (Profiles)</w:t>
       </w:r>
       <w:r>
         <w:rPr>
@@ -112,7 +112,7 @@
         <w:rPr>
           <w:lang w:val="zh_TW" w:bidi="zh_TW"/>
         </w:rPr>
-        <w:t>Tyndale Open Study Notes</w:t>
+        <w:t>Aquifer Open Study Notes (Profiles)</w:t>
       </w:r>
     </w:p>
     <w:p>

--- a/zht/docx/024.content.docx
+++ b/zht/docx/024.content.docx
@@ -318,18 +318,12 @@
         </w:rPr>
         <w:t>塞魯士二世（Cyrus II）於公元前549年擊敗了他的外祖父、米底亞王亞士他基，建立了米底亞─波斯帝國。他將位於米底亞的亞馬他設為首都，並在那裡建立了國的檔案庫（見</w:t>
       </w:r>
-      <w:hyperlink r:id="rId13">
-        <w:r>
-          <w:rPr>
-            <w:lang w:val="zh_TW" w:bidi="zh_TW"/>
-          </w:rPr>
-          <w:rPr>
-            <w:color w:val="0000EE"/>
-            <w:u w:val="single"/>
-          </w:rPr>
-          <w:t>拉6:1–5</w:t>
-        </w:r>
-      </w:hyperlink>
+      <w:r>
+        <w:rPr>
+          <w:lang w:val="zh_TW" w:bidi="zh_TW"/>
+        </w:rPr>
+        <w:t>拉6:1–5</w:t>
+      </w:r>
       <w:r>
         <w:rPr>
           <w:lang w:val="zh_TW" w:bidi="zh_TW"/>
@@ -374,18 +368,12 @@
         </w:rPr>
         <w:t>，並控制該地區各個希臘城。公元前539年，他幾乎未遇抵抗便攻佔了巴比倫，並允許被擄的百姓返回家鄉重建聖殿（見</w:t>
       </w:r>
-      <w:hyperlink r:id="rId14">
-        <w:r>
-          <w:rPr>
-            <w:lang w:val="zh_TW" w:bidi="zh_TW"/>
-          </w:rPr>
-          <w:rPr>
-            <w:color w:val="0000EE"/>
-            <w:u w:val="single"/>
-          </w:rPr>
-          <w:t>拉1:1–4</w:t>
-        </w:r>
-      </w:hyperlink>
+      <w:r>
+        <w:rPr>
+          <w:lang w:val="zh_TW" w:bidi="zh_TW"/>
+        </w:rPr>
+        <w:t>拉1:1–4</w:t>
+      </w:r>
       <w:r>
         <w:rPr>
           <w:lang w:val="zh_TW" w:bidi="zh_TW"/>
@@ -559,18 +547,12 @@
         </w:rPr>
         <w:t>以色列歷史中首次提及波斯的地方，是在</w:t>
       </w:r>
-      <w:hyperlink r:id="rId15">
-        <w:r>
-          <w:rPr>
-            <w:lang w:val="zh_TW" w:bidi="zh_TW"/>
-          </w:rPr>
-          <w:rPr>
-            <w:color w:val="0000EE"/>
-            <w:u w:val="single"/>
-          </w:rPr>
-          <w:t>以賽亞書四十四章28節至四十五章13節</w:t>
-        </w:r>
-      </w:hyperlink>
+      <w:r>
+        <w:rPr>
+          <w:lang w:val="zh_TW" w:bidi="zh_TW"/>
+        </w:rPr>
+        <w:t>以賽亞書四十四章28節至四十五章13節</w:t>
+      </w:r>
       <w:r>
         <w:rPr>
           <w:lang w:val="zh_TW" w:bidi="zh_TW"/>
@@ -600,18 +582,12 @@
           <w:lang w:val="zh_TW" w:bidi="zh_TW"/>
         </w:rPr>
       </w:r>
-      <w:hyperlink r:id="rId16">
-        <w:r>
-          <w:rPr>
-            <w:lang w:val="zh_TW" w:bidi="zh_TW"/>
-          </w:rPr>
-          <w:rPr>
-            <w:color w:val="0000EE"/>
-            <w:u w:val="single"/>
-          </w:rPr>
-          <w:t>拉4:5–7</w:t>
-        </w:r>
-      </w:hyperlink>
+      <w:r>
+        <w:rPr>
+          <w:lang w:val="zh_TW" w:bidi="zh_TW"/>
+        </w:rPr>
+        <w:t>拉4:5–7</w:t>
+      </w:r>
       <w:r>
         <w:rPr>
           <w:lang w:val="zh_TW" w:bidi="zh_TW"/>
@@ -660,36 +636,24 @@
         </w:rPr>
         <w:t>米甲是掃羅王的次女（</w:t>
       </w:r>
-      <w:hyperlink r:id="rId17">
-        <w:r>
-          <w:rPr>
-            <w:lang w:val="zh_TW" w:bidi="zh_TW"/>
-          </w:rPr>
-          <w:rPr>
-            <w:color w:val="0000EE"/>
-            <w:u w:val="single"/>
-          </w:rPr>
-          <w:t>撒上14:49</w:t>
-        </w:r>
-      </w:hyperlink>
+      <w:r>
+        <w:rPr>
+          <w:lang w:val="zh_TW" w:bidi="zh_TW"/>
+        </w:rPr>
+        <w:t>撒上14:49</w:t>
+      </w:r>
       <w:r>
         <w:rPr>
           <w:lang w:val="zh_TW" w:bidi="zh_TW"/>
         </w:rPr>
         <w:t>）。她是大衛王的第一位妻子（</w:t>
       </w:r>
-      <w:hyperlink r:id="rId18">
-        <w:r>
-          <w:rPr>
-            <w:lang w:val="zh_TW" w:bidi="zh_TW"/>
-          </w:rPr>
-          <w:rPr>
-            <w:color w:val="0000EE"/>
-            <w:u w:val="single"/>
-          </w:rPr>
-          <w:t>18:17–27</w:t>
-        </w:r>
-      </w:hyperlink>
+      <w:r>
+        <w:rPr>
+          <w:lang w:val="zh_TW" w:bidi="zh_TW"/>
+        </w:rPr>
+        <w:t>18:17–27</w:t>
+      </w:r>
       <w:r>
         <w:rPr>
           <w:lang w:val="zh_TW" w:bidi="zh_TW"/>
@@ -724,36 +688,24 @@
         </w:rPr>
         <w:t>掃羅希望大衛在戰鬥中死去，但計劃失敗了。後來，掃羅發現他的次女米甲愛上了大衛（</w:t>
       </w:r>
-      <w:hyperlink r:id="rId19">
-        <w:r>
-          <w:rPr>
-            <w:lang w:val="zh_TW" w:bidi="zh_TW"/>
-          </w:rPr>
-          <w:rPr>
-            <w:color w:val="0000EE"/>
-            <w:u w:val="single"/>
-          </w:rPr>
-          <w:t>撒上18:20</w:t>
-        </w:r>
-      </w:hyperlink>
+      <w:r>
+        <w:rPr>
+          <w:lang w:val="zh_TW" w:bidi="zh_TW"/>
+        </w:rPr>
+        <w:t>撒上18:20</w:t>
+      </w:r>
       <w:r>
         <w:rPr>
           <w:lang w:val="zh_TW" w:bidi="zh_TW"/>
         </w:rPr>
         <w:t>）。這給了他另一個機會，引誘大衛去與非利士人作戰。這次，大衛同意了。當大衛凱旋而歸時，掃羅不得不將他的女兒嫁給大衛。當大衛於北方支派建立聲名時，這場聯姻幫助了他（</w:t>
       </w:r>
-      <w:hyperlink r:id="rId20">
-        <w:r>
-          <w:rPr>
-            <w:lang w:val="zh_TW" w:bidi="zh_TW"/>
-          </w:rPr>
-          <w:rPr>
-            <w:color w:val="0000EE"/>
-            <w:u w:val="single"/>
-          </w:rPr>
-          <w:t>撒下3:13–16</w:t>
-        </w:r>
-      </w:hyperlink>
+      <w:r>
+        <w:rPr>
+          <w:lang w:val="zh_TW" w:bidi="zh_TW"/>
+        </w:rPr>
+        <w:t>撒下3:13–16</w:t>
+      </w:r>
       <w:r>
         <w:rPr>
           <w:lang w:val="zh_TW" w:bidi="zh_TW"/>
@@ -774,72 +726,48 @@
         </w:rPr>
         <w:t>米甲在他們的關係初期愛著大衛，甚至欺騙她的父親來幫助大衛逃脫殺害他的計劃（</w:t>
       </w:r>
-      <w:hyperlink r:id="rId21">
-        <w:r>
-          <w:rPr>
-            <w:lang w:val="zh_TW" w:bidi="zh_TW"/>
-          </w:rPr>
-          <w:rPr>
-            <w:color w:val="0000EE"/>
-            <w:u w:val="single"/>
-          </w:rPr>
-          <w:t>撒上19:11–17</w:t>
-        </w:r>
-      </w:hyperlink>
+      <w:r>
+        <w:rPr>
+          <w:lang w:val="zh_TW" w:bidi="zh_TW"/>
+        </w:rPr>
+        <w:t>撒上19:11–17</w:t>
+      </w:r>
       <w:r>
         <w:rPr>
           <w:lang w:val="zh_TW" w:bidi="zh_TW"/>
         </w:rPr>
         <w:t>）。大衛離開掃羅的宮廷後，掃羅為她安排另一段婚姻（</w:t>
       </w:r>
-      <w:hyperlink r:id="rId22">
-        <w:r>
-          <w:rPr>
-            <w:lang w:val="zh_TW" w:bidi="zh_TW"/>
-          </w:rPr>
-          <w:rPr>
-            <w:color w:val="0000EE"/>
-            <w:u w:val="single"/>
-          </w:rPr>
-          <w:t>撒上25:44</w:t>
-        </w:r>
-      </w:hyperlink>
+      <w:r>
+        <w:rPr>
+          <w:lang w:val="zh_TW" w:bidi="zh_TW"/>
+        </w:rPr>
+        <w:t>撒上25:44</w:t>
+      </w:r>
       <w:r>
         <w:rPr>
           <w:lang w:val="zh_TW" w:bidi="zh_TW"/>
         </w:rPr>
         <w:t>）。但大衛後來結束與米甲的婚姻，接了她回去（</w:t>
       </w:r>
-      <w:hyperlink r:id="rId20">
-        <w:r>
-          <w:rPr>
-            <w:lang w:val="zh_TW" w:bidi="zh_TW"/>
-          </w:rPr>
-          <w:rPr>
-            <w:color w:val="0000EE"/>
-            <w:u w:val="single"/>
-          </w:rPr>
-          <w:t>撒下3:13–16</w:t>
-        </w:r>
-      </w:hyperlink>
+      <w:r>
+        <w:rPr>
+          <w:lang w:val="zh_TW" w:bidi="zh_TW"/>
+        </w:rPr>
+        <w:t>撒下3:13–16</w:t>
+      </w:r>
       <w:r>
         <w:rPr>
           <w:lang w:val="zh_TW" w:bidi="zh_TW"/>
         </w:rPr>
         <w:t>）。當約櫃被帶入耶路撒冷時，大衛在約櫃前跳舞，米甲因此輕視大衛（</w:t>
       </w:r>
-      <w:hyperlink r:id="rId23">
-        <w:r>
-          <w:rPr>
-            <w:lang w:val="zh_TW" w:bidi="zh_TW"/>
-          </w:rPr>
-          <w:rPr>
-            <w:color w:val="0000EE"/>
-            <w:u w:val="single"/>
-          </w:rPr>
-          <w:t>撒下6:16–23</w:t>
-        </w:r>
-      </w:hyperlink>
+      <w:r>
+        <w:rPr>
+          <w:lang w:val="zh_TW" w:bidi="zh_TW"/>
+        </w:rPr>
+        <w:t>撒下6:16–23</w:t>
+      </w:r>
       <w:r>
         <w:rPr>
           <w:lang w:val="zh_TW" w:bidi="zh_TW"/>
@@ -881,90 +809,60 @@
           <w:lang w:val="zh_TW" w:bidi="zh_TW"/>
         </w:rPr>
       </w:r>
-      <w:hyperlink r:id="rId17">
-        <w:r>
-          <w:rPr>
-            <w:lang w:val="zh_TW" w:bidi="zh_TW"/>
-          </w:rPr>
-          <w:rPr>
-            <w:color w:val="0000EE"/>
-            <w:u w:val="single"/>
-          </w:rPr>
-          <w:t>撒上14:49</w:t>
-        </w:r>
-      </w:hyperlink>
+      <w:r>
+        <w:rPr>
+          <w:lang w:val="zh_TW" w:bidi="zh_TW"/>
+        </w:rPr>
+        <w:t>撒上14:49</w:t>
+      </w:r>
       <w:r>
         <w:rPr>
           <w:lang w:val="zh_TW" w:bidi="zh_TW"/>
         </w:rPr>
         <w:t>，</w:t>
       </w:r>
-      <w:hyperlink r:id="rId24">
-        <w:r>
-          <w:rPr>
-            <w:lang w:val="zh_TW" w:bidi="zh_TW"/>
-          </w:rPr>
-          <w:rPr>
-            <w:color w:val="0000EE"/>
-            <w:u w:val="single"/>
-          </w:rPr>
-          <w:t>18:17–30</w:t>
-        </w:r>
-      </w:hyperlink>
+      <w:r>
+        <w:rPr>
+          <w:lang w:val="zh_TW" w:bidi="zh_TW"/>
+        </w:rPr>
+        <w:t>18:17–30</w:t>
+      </w:r>
       <w:r>
         <w:rPr>
           <w:lang w:val="zh_TW" w:bidi="zh_TW"/>
         </w:rPr>
         <w:t>，</w:t>
       </w:r>
-      <w:hyperlink r:id="rId21">
-        <w:r>
-          <w:rPr>
-            <w:lang w:val="zh_TW" w:bidi="zh_TW"/>
-          </w:rPr>
-          <w:rPr>
-            <w:color w:val="0000EE"/>
-            <w:u w:val="single"/>
-          </w:rPr>
-          <w:t>19:11–17</w:t>
-        </w:r>
-      </w:hyperlink>
+      <w:r>
+        <w:rPr>
+          <w:lang w:val="zh_TW" w:bidi="zh_TW"/>
+        </w:rPr>
+        <w:t>19:11–17</w:t>
+      </w:r>
       <w:r>
         <w:rPr>
           <w:lang w:val="zh_TW" w:bidi="zh_TW"/>
         </w:rPr>
         <w:t>；</w:t>
       </w:r>
-      <w:hyperlink r:id="rId20">
-        <w:r>
-          <w:rPr>
-            <w:lang w:val="zh_TW" w:bidi="zh_TW"/>
-          </w:rPr>
-          <w:rPr>
-            <w:color w:val="0000EE"/>
-            <w:u w:val="single"/>
-          </w:rPr>
-          <w:t>撒下3:13–16</w:t>
-        </w:r>
-      </w:hyperlink>
+      <w:r>
+        <w:rPr>
+          <w:lang w:val="zh_TW" w:bidi="zh_TW"/>
+        </w:rPr>
+        <w:t>撒下3:13–16</w:t>
+      </w:r>
       <w:r>
         <w:rPr>
           <w:lang w:val="zh_TW" w:bidi="zh_TW"/>
         </w:rPr>
         <w:t>，</w:t>
       </w:r>
-      <w:hyperlink r:id="rId23">
-        <w:r>
-          <w:rPr>
-            <w:lang w:val="zh_TW" w:bidi="zh_TW"/>
-          </w:rPr>
-          <w:rPr>
-            <w:color w:val="0000EE"/>
-            <w:u w:val="single"/>
-          </w:rPr>
-          <w:t>6:16–23</w:t>
-        </w:r>
-      </w:hyperlink>
+      <w:r>
+        <w:rPr>
+          <w:lang w:val="zh_TW" w:bidi="zh_TW"/>
+        </w:rPr>
+        <w:t>6:16–23</w:t>
+      </w:r>
       <w:r>
         <w:rPr>
           <w:lang w:val="zh_TW" w:bidi="zh_TW"/>
